--- a/resources/templates/oficios/viaje.docx
+++ b/resources/templates/oficios/viaje.docx
@@ -30,16 +30,16 @@
         <mc:AlternateContent>
           <mc:Choice Requires="wps">
             <w:drawing>
-              <wp:anchor distT="0" distB="0" distL="114300" distR="114300" simplePos="0" relativeHeight="251659264" behindDoc="0" locked="0" layoutInCell="1" allowOverlap="1" wp14:anchorId="47055549" wp14:editId="32A5AA16">
+              <wp:anchor distT="0" distB="0" distL="114300" distR="114300" simplePos="0" relativeHeight="251659264" behindDoc="0" locked="0" layoutInCell="1" allowOverlap="1" wp14:anchorId="47055549" wp14:editId="6D3A84C7">
                 <wp:simplePos x="0" y="0"/>
-                <wp:positionH relativeFrom="column">
-                  <wp:posOffset>4241165</wp:posOffset>
+                <wp:positionH relativeFrom="margin">
+                  <wp:align>right</wp:align>
                 </wp:positionH>
                 <wp:positionV relativeFrom="paragraph">
-                  <wp:posOffset>127635</wp:posOffset>
+                  <wp:posOffset>30480</wp:posOffset>
                 </wp:positionV>
-                <wp:extent cx="1454150" cy="984250"/>
-                <wp:effectExtent l="0" t="0" r="12700" b="25400"/>
+                <wp:extent cx="1352550" cy="1190625"/>
+                <wp:effectExtent l="0" t="0" r="19050" b="28575"/>
                 <wp:wrapNone/>
                 <wp:docPr id="1334528313" name="Rectángulo 2"/>
                 <wp:cNvGraphicFramePr/>
@@ -50,7 +50,7 @@
                       <wps:spPr>
                         <a:xfrm>
                           <a:off x="0" y="0"/>
-                          <a:ext cx="1454150" cy="984250"/>
+                          <a:ext cx="1352550" cy="1190625"/>
                         </a:xfrm>
                         <a:prstGeom prst="rect">
                           <a:avLst/>
@@ -97,12 +97,18 @@
                     </wps:wsp>
                   </a:graphicData>
                 </a:graphic>
+                <wp14:sizeRelH relativeFrom="margin">
+                  <wp14:pctWidth>0</wp14:pctWidth>
+                </wp14:sizeRelH>
+                <wp14:sizeRelV relativeFrom="margin">
+                  <wp14:pctHeight>0</wp14:pctHeight>
+                </wp14:sizeRelV>
               </wp:anchor>
             </w:drawing>
           </mc:Choice>
           <mc:Fallback>
             <w:pict>
-              <v:rect w14:anchorId="47055549" id="Rectángulo 2" o:spid="_x0000_s1026" style="position:absolute;left:0;text-align:left;margin-left:333.95pt;margin-top:10.05pt;width:114.5pt;height:77.5pt;z-index:251659264;visibility:visible;mso-wrap-style:square;mso-wrap-distance-left:9pt;mso-wrap-distance-top:0;mso-wrap-distance-right:9pt;mso-wrap-distance-bottom:0;mso-position-horizontal:absolute;mso-position-horizontal-relative:text;mso-position-vertical:absolute;mso-position-vertical-relative:text;v-text-anchor:middle" o:gfxdata="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" fillcolor="white [3201]" strokecolor="black [3200]" strokeweight="1pt">
+              <v:rect w14:anchorId="47055549" id="Rectángulo 2" o:spid="_x0000_s1026" style="position:absolute;left:0;text-align:left;margin-left:55.3pt;margin-top:2.4pt;width:106.5pt;height:93.75pt;z-index:251659264;visibility:visible;mso-wrap-style:square;mso-width-percent:0;mso-height-percent:0;mso-wrap-distance-left:9pt;mso-wrap-distance-top:0;mso-wrap-distance-right:9pt;mso-wrap-distance-bottom:0;mso-position-horizontal:right;mso-position-horizontal-relative:margin;mso-position-vertical:absolute;mso-position-vertical-relative:text;mso-width-percent:0;mso-height-percent:0;mso-width-relative:margin;mso-height-relative:margin;v-text-anchor:middle" o:gfxdata="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" fillcolor="white [3201]" strokecolor="black [3200]" strokeweight="1pt">
                 <v:textbox>
                   <w:txbxContent>
                     <w:p>
@@ -121,12 +127,12 @@
                     </w:p>
                   </w:txbxContent>
                 </v:textbox>
+                <w10:wrap anchorx="margin"/>
               </v:rect>
             </w:pict>
           </mc:Fallback>
         </mc:AlternateContent>
       </w:r>
-      <w:proofErr w:type="gramStart"/>
       <w:r>
         <w:rPr>
           <w:rFonts w:ascii="Times New Roman" w:hAnsi="Times New Roman" w:cs="Times New Roman"/>
@@ -397,7 +403,7 @@
           <w:rFonts w:ascii="Times New Roman" w:hAnsi="Times New Roman" w:cs="Times New Roman"/>
           <w:lang w:val="es-EC"/>
         </w:rPr>
-        <w:t xml:space="preserve">Yo, [Nombre completo del PERSONAL], portador de la cédula de identidad N</w:t>
+        <w:t>Yo, [Nombre completo del PERSONAL], portador de la cédula de identidad N</w:t>
       </w:r>
       <w:r>
         <w:rPr>
@@ -416,7 +422,6 @@
       <w:r>
         <w:rPr>
           <w:rFonts w:ascii="Times New Roman" w:hAnsi="Times New Roman" w:cs="Times New Roman"/>
-          <w:highlight w:val="green"/>
           <w:lang w:val="es-EC"/>
         </w:rPr>
         <w:t>[Rol del personal]</w:t>
@@ -548,7 +553,7 @@
           <w:rFonts w:ascii="Times New Roman" w:hAnsi="Times New Roman" w:cs="Times New Roman"/>
           <w:lang w:val="es-EC"/>
         </w:rPr>
-        <w:t xml:space="preserve">desde el día [Fecha de inicio de la falta] hasta el día [Fecha de retorno a actividades], lo que corresponde a un total de [Número de días] días hábiles de ausencia.</w:t>
+        <w:t>desde el día [Fecha de inicio de la falta] hasta el día [Fecha de retorno a actividades], lo que corresponde a un total de [Número de días] días hábiles de ausencia.</w:t>
       </w:r>
     </w:p>
     <w:p>
@@ -677,7 +682,7 @@
           <w:bCs/>
           <w:lang w:val="es-EC"/>
         </w:rPr>
-        <w:t xml:space="preserve">Nombre del lugar o institución de estudio: [Nombre del lugar o institución de estudio]</w:t>
+        <w:t>Nombre del lugar o institución de estudio: [Nombre del lugar o institución de estudio]</w:t>
       </w:r>
     </w:p>
     <w:p>
@@ -701,9 +706,9 @@
         <w:t>Lugar (ciudad, país): [Lugar (ciudad, país)]</w:t>
       </w:r>
     </w:p>
-    <w:p w14:paraId="FECHAS001">
-      <w:pPr>
-        <w:spacing w:line="240" w:lineRule="auto" w:after="60"/>
+    <w:p>
+      <w:pPr>
+        <w:spacing w:after="60" w:line="240" w:lineRule="auto"/>
         <w:jc w:val="both"/>
         <w:rPr>
           <w:rFonts w:ascii="Times New Roman" w:hAnsi="Times New Roman" w:cs="Times New Roman"/>
@@ -817,7 +822,6 @@
       <w:r>
         <w:rPr>
           <w:rFonts w:ascii="Times New Roman" w:hAnsi="Times New Roman" w:cs="Times New Roman"/>
-          <w:highlight w:val="yellow"/>
           <w:lang w:val="es-EC"/>
         </w:rPr>
         <w:t>2</w:t>
@@ -825,7 +829,6 @@
       <w:r>
         <w:rPr>
           <w:rFonts w:ascii="Times New Roman" w:hAnsi="Times New Roman" w:cs="Times New Roman"/>
-          <w:highlight w:val="yellow"/>
           <w:lang w:val="es-EC"/>
         </w:rPr>
         <w:t xml:space="preserve"> días</w:t>
@@ -978,7 +981,7 @@
                 <w:rFonts w:ascii="Times New Roman" w:hAnsi="Times New Roman" w:cs="Times New Roman"/>
                 <w:lang w:val="es-EC"/>
               </w:rPr>
-              <w:t xml:space="preserve">[Nombre completo del personal]</w:t>
+              <w:t>[Nombre completo del personal]</w:t>
             </w:r>
           </w:p>
           <w:p>
@@ -992,7 +995,6 @@
             <w:r>
               <w:rPr>
                 <w:rFonts w:ascii="Times New Roman" w:hAnsi="Times New Roman" w:cs="Times New Roman"/>
-                <w:highlight w:val="green"/>
                 <w:lang w:val="es-EC"/>
               </w:rPr>
               <w:t>[Rol del personal]</w:t>
@@ -1905,648 +1907,6 @@
 </w:styles>
 </file>
 
-<file path=word/glossary/document.xml><?xml version="1.0" encoding="utf-8"?>
-<w:glossaryDocument xmlns:wpc="http://schemas.microsoft.com/office/word/2010/wordprocessingCanvas" xmlns:cx="http://schemas.microsoft.com/office/drawing/2014/chartex" xmlns:cx1="http://schemas.microsoft.com/office/drawing/2015/9/8/chartex" xmlns:cx2="http://schemas.microsoft.com/office/drawing/2015/10/21/chartex" xmlns:cx3="http://schemas.microsoft.com/office/drawing/2016/5/9/chartex" xmlns:cx4="http://schemas.microsoft.com/office/drawing/2016/5/10/chartex" xmlns:cx5="http://schemas.microsoft.com/office/drawing/2016/5/11/chartex" xmlns:cx6="http://schemas.microsoft.com/office/drawing/2016/5/12/chartex" xmlns:cx7="http://schemas.microsoft.com/office/drawing/2016/5/13/chartex" xmlns:cx8="http://schemas.microsoft.com/office/drawing/2016/5/14/chartex" xmlns:mc="http://schemas.openxmlformats.org/markup-compatibility/2006" xmlns:aink="http://schemas.microsoft.com/office/drawing/2016/ink" xmlns:am3d="http://schemas.microsoft.com/office/drawing/2017/model3d" xmlns:o="urn:schemas-microsoft-com:office:office" xmlns:oel="http://schemas.microsoft.com/office/2019/extlst" xmlns:r="http://schemas.openxmlformats.org/officeDocument/2006/relationships" xmlns:m="http://schemas.openxmlformats.org/officeDocument/2006/math" xmlns:v="urn:schemas-microsoft-com:vml" xmlns:wp14="http://schemas.microsoft.com/office/word/2010/wordprocessingDrawing" xmlns:wp="http://schemas.openxmlformats.org/drawingml/2006/wordprocessingDrawing" xmlns:w10="urn:schemas-microsoft-com:office:word" xmlns:w="http://schemas.openxmlformats.org/wordprocessingml/2006/main" xmlns:w14="http://schemas.microsoft.com/office/word/2010/wordml" xmlns:w15="http://schemas.microsoft.com/office/word/2012/wordml" xmlns:w16cex="http://schemas.microsoft.com/office/word/2018/wordml/cex" xmlns:w16cid="http://schemas.microsoft.com/office/word/2016/wordml/cid" xmlns:w16="http://schemas.microsoft.com/office/word/2018/wordml" xmlns:w16du="http://schemas.microsoft.com/office/word/2023/wordml/word16du" xmlns:w16sdtdh="http://schemas.microsoft.com/office/word/2020/wordml/sdtdatahash" xmlns:w16sdtfl="http://schemas.microsoft.com/office/word/2024/wordml/sdtformatlock" xmlns:w16se="http://schemas.microsoft.com/office/word/2015/wordml/symex" xmlns:wpg="http://schemas.microsoft.com/office/word/2010/wordprocessingGroup" xmlns:wpi="http://schemas.microsoft.com/office/word/2010/wordprocessingInk" xmlns:wne="http://schemas.microsoft.com/office/word/2006/wordml" xmlns:wps="http://schemas.microsoft.com/office/word/2010/wordprocessingShape" mc:Ignorable="w14 w15 w16se w16cid w16 w16cex w16sdtdh w16sdtfl w16du wp14">
-  <w:docParts>
-    <w:docPart>
-      <w:docPartPr>
-        <w:name w:val="240D29BD1440462082A17BE0E3630E12"/>
-        <w:category>
-          <w:name w:val="General"/>
-          <w:gallery w:val="placeholder"/>
-        </w:category>
-        <w:types>
-          <w:type w:val="bbPlcHdr"/>
-        </w:types>
-        <w:behaviors>
-          <w:behavior w:val="content"/>
-        </w:behaviors>
-        <w:guid w:val="{6F8C19D4-2B48-48F6-8139-7DFE1B071710}"/>
-      </w:docPartPr>
-      <w:docPartBody>
-        <w:p>
-          <w:pPr>
-            <w:pStyle w:val="240D29BD1440462082A17BE0E3630E12"/>
-          </w:pPr>
-          <w:r>
-            <w:rPr>
-              <w:rStyle w:val="Textodelmarcadordeposicin"/>
-            </w:rPr>
-            <w:t>Elija un elemento.</w:t>
-          </w:r>
-        </w:p>
-      </w:docPartBody>
-    </w:docPart>
-    <w:docPart>
-      <w:docPartPr>
-        <w:name w:val="FC958F451F5F40789E8AB6355EBFD59D"/>
-        <w:category>
-          <w:name w:val="General"/>
-          <w:gallery w:val="placeholder"/>
-        </w:category>
-        <w:types>
-          <w:type w:val="bbPlcHdr"/>
-        </w:types>
-        <w:behaviors>
-          <w:behavior w:val="content"/>
-        </w:behaviors>
-        <w:guid w:val="{A57DC5C2-F189-41A5-9FFD-B59C6F17DB89}"/>
-      </w:docPartPr>
-      <w:docPartBody>
-        <w:p>
-          <w:pPr>
-            <w:pStyle w:val="FC958F451F5F40789E8AB6355EBFD59D"/>
-          </w:pPr>
-          <w:r>
-            <w:rPr>
-              <w:rStyle w:val="Textodelmarcadordeposicin"/>
-            </w:rPr>
-            <w:t>Elija un elemento.</w:t>
-          </w:r>
-        </w:p>
-      </w:docPartBody>
-    </w:docPart>
-    <w:docPart>
-      <w:docPartPr>
-        <w:name w:val="7E74277708264EF1ACC85C12F6F681D6"/>
-        <w:category>
-          <w:name w:val="General"/>
-          <w:gallery w:val="placeholder"/>
-        </w:category>
-        <w:types>
-          <w:type w:val="bbPlcHdr"/>
-        </w:types>
-        <w:behaviors>
-          <w:behavior w:val="content"/>
-        </w:behaviors>
-        <w:guid w:val="{F9119B52-9683-49F3-888F-612C009CE087}"/>
-      </w:docPartPr>
-      <w:docPartBody>
-        <w:p>
-          <w:pPr>
-            <w:pStyle w:val="7E74277708264EF1ACC85C12F6F681D6"/>
-          </w:pPr>
-          <w:r>
-            <w:rPr>
-              <w:rStyle w:val="Textodelmarcadordeposicin"/>
-            </w:rPr>
-            <w:t>Elija un elemento.</w:t>
-          </w:r>
-        </w:p>
-      </w:docPartBody>
-    </w:docPart>
-  </w:docParts>
-</w:glossaryDocument>
-</file>
-
-<file path=word/glossary/fontTable.xml><?xml version="1.0" encoding="utf-8"?>
-<w:fonts xmlns:mc="http://schemas.openxmlformats.org/markup-compatibility/2006" xmlns:r="http://schemas.openxmlformats.org/officeDocument/2006/relationships" xmlns:w="http://schemas.openxmlformats.org/wordprocessingml/2006/main" xmlns:w14="http://schemas.microsoft.com/office/word/2010/wordml" xmlns:w15="http://schemas.microsoft.com/office/word/2012/wordml" xmlns:w16cex="http://schemas.microsoft.com/office/word/2018/wordml/cex" xmlns:w16cid="http://schemas.microsoft.com/office/word/2016/wordml/cid" xmlns:w16="http://schemas.microsoft.com/office/word/2018/wordml" xmlns:w16du="http://schemas.microsoft.com/office/word/2023/wordml/word16du" xmlns:w16sdtdh="http://schemas.microsoft.com/office/word/2020/wordml/sdtdatahash" xmlns:w16sdtfl="http://schemas.microsoft.com/office/word/2024/wordml/sdtformatlock" xmlns:w16se="http://schemas.microsoft.com/office/word/2015/wordml/symex" mc:Ignorable="w14 w15 w16se w16cid w16 w16cex w16sdtdh w16sdtfl w16du">
-  <w:font w:name="Calibri">
-    <w:panose1 w:val="020F0502020204030204"/>
-    <w:charset w:val="00"/>
-    <w:family w:val="swiss"/>
-    <w:pitch w:val="variable"/>
-    <w:sig w:usb0="E4002EFF" w:usb1="C000247B" w:usb2="00000009" w:usb3="00000000" w:csb0="000001FF" w:csb1="00000000"/>
-  </w:font>
-  <w:font w:name="Times New Roman">
-    <w:panose1 w:val="02020603050405020304"/>
-    <w:charset w:val="00"/>
-    <w:family w:val="roman"/>
-    <w:pitch w:val="variable"/>
-    <w:sig w:usb0="E0002EFF" w:usb1="C000785B" w:usb2="00000009" w:usb3="00000000" w:csb0="000001FF" w:csb1="00000000"/>
-  </w:font>
-  <w:font w:name="Calibri Light">
-    <w:panose1 w:val="020F0302020204030204"/>
-    <w:charset w:val="00"/>
-    <w:family w:val="swiss"/>
-    <w:pitch w:val="variable"/>
-    <w:sig w:usb0="E4002EFF" w:usb1="C000247B" w:usb2="00000009" w:usb3="00000000" w:csb0="000001FF" w:csb1="00000000"/>
-  </w:font>
-  <w:font w:name="Aptos">
-    <w:charset w:val="00"/>
-    <w:family w:val="swiss"/>
-    <w:pitch w:val="variable"/>
-    <w:sig w:usb0="20000287" w:usb1="00000003" w:usb2="00000000" w:usb3="00000000" w:csb0="0000019F" w:csb1="00000000"/>
-  </w:font>
-  <w:font w:name="Aptos Display">
-    <w:charset w:val="00"/>
-    <w:family w:val="swiss"/>
-    <w:pitch w:val="variable"/>
-    <w:sig w:usb0="20000287" w:usb1="00000003" w:usb2="00000000" w:usb3="00000000" w:csb0="0000019F" w:csb1="00000000"/>
-  </w:font>
-</w:fonts>
-</file>
-
-<file path=word/glossary/settings.xml><?xml version="1.0" encoding="utf-8"?>
-<w:settings xmlns:mc="http://schemas.openxmlformats.org/markup-compatibility/2006" xmlns:o="urn:schemas-microsoft-com:office:office" xmlns:r="http://schemas.openxmlformats.org/officeDocument/2006/relationships" xmlns:m="http://schemas.openxmlformats.org/officeDocument/2006/math" xmlns:v="urn:schemas-microsoft-com:vml" xmlns:w10="urn:schemas-microsoft-com:office:word" xmlns:w="http://schemas.openxmlformats.org/wordprocessingml/2006/main" xmlns:w14="http://schemas.microsoft.com/office/word/2010/wordml" xmlns:w15="http://schemas.microsoft.com/office/word/2012/wordml" xmlns:w16cex="http://schemas.microsoft.com/office/word/2018/wordml/cex" xmlns:w16cid="http://schemas.microsoft.com/office/word/2016/wordml/cid" xmlns:w16="http://schemas.microsoft.com/office/word/2018/wordml" xmlns:w16du="http://schemas.microsoft.com/office/word/2023/wordml/word16du" xmlns:w16sdtdh="http://schemas.microsoft.com/office/word/2020/wordml/sdtdatahash" xmlns:w16sdtfl="http://schemas.microsoft.com/office/word/2024/wordml/sdtformatlock" xmlns:w16se="http://schemas.microsoft.com/office/word/2015/wordml/symex" xmlns:sl="http://schemas.openxmlformats.org/schemaLibrary/2006/main" mc:Ignorable="w14 w15 w16se w16cid w16 w16cex w16sdtdh w16sdtfl w16du">
-  <w:view w:val="normal"/>
-  <w:defaultTabStop w:val="720"/>
-  <w:hyphenationZone w:val="425"/>
-  <w:characterSpacingControl w:val="doNotCompress"/>
-  <w:compat>
-    <w:useFELayout/>
-    <w:compatSetting w:name="compatibilityMode" w:uri="http://schemas.microsoft.com/office/word" w:val="15"/>
-    <w:compatSetting w:name="overrideTableStyleFontSizeAndJustification" w:uri="http://schemas.microsoft.com/office/word" w:val="1"/>
-    <w:compatSetting w:name="enableOpenTypeFeatures" w:uri="http://schemas.microsoft.com/office/word" w:val="1"/>
-    <w:compatSetting w:name="doNotFlipMirrorIndents" w:uri="http://schemas.microsoft.com/office/word" w:val="1"/>
-    <w:compatSetting w:name="differentiateMultirowTableHeaders" w:uri="http://schemas.microsoft.com/office/word" w:val="1"/>
-    <w:compatSetting w:name="useWord2013TrackBottomHyphenation" w:uri="http://schemas.microsoft.com/office/word" w:val="0"/>
-  </w:compat>
-  <w:rsids>
-    <w:rsidRoot w:val="00A50F5E"/>
-    <w:rsid w:val="00061E6C"/>
-    <w:rsid w:val="000C4B26"/>
-    <w:rsid w:val="001D07D8"/>
-    <w:rsid w:val="00442458"/>
-    <w:rsid w:val="00667684"/>
-    <w:rsid w:val="00765DF9"/>
-    <w:rsid w:val="00881E46"/>
-    <w:rsid w:val="00A26BF9"/>
-    <w:rsid w:val="00A50F5E"/>
-    <w:rsid w:val="00C21363"/>
-    <w:rsid w:val="00CC624B"/>
-    <w:rsid w:val="00D77376"/>
-    <w:rsid w:val="00ED3DC9"/>
-  </w:rsids>
-  <m:mathPr>
-    <m:mathFont m:val="Cambria Math"/>
-    <m:brkBin m:val="before"/>
-    <m:brkBinSub m:val="--"/>
-    <m:smallFrac m:val="0"/>
-    <m:dispDef/>
-    <m:lMargin m:val="0"/>
-    <m:rMargin m:val="0"/>
-    <m:defJc m:val="centerGroup"/>
-    <m:wrapIndent m:val="1440"/>
-    <m:intLim m:val="subSup"/>
-    <m:naryLim m:val="undOvr"/>
-  </m:mathPr>
-  <w:themeFontLang w:val="en-US"/>
-  <w:clrSchemeMapping w:bg1="light1" w:t1="dark1" w:bg2="light2" w:t2="dark2" w:accent1="accent1" w:accent2="accent2" w:accent3="accent3" w:accent4="accent4" w:accent5="accent5" w:accent6="accent6" w:hyperlink="hyperlink" w:followedHyperlink="followedHyperlink"/>
-  <w:decimalSymbol w:val=","/>
-  <w:listSeparator w:val=";"/>
-  <w15:chartTrackingRefBased/>
-</w:settings>
-</file>
-
-<file path=word/glossary/styles.xml><?xml version="1.0" encoding="utf-8"?>
-<w:styles xmlns:mc="http://schemas.openxmlformats.org/markup-compatibility/2006" xmlns:r="http://schemas.openxmlformats.org/officeDocument/2006/relationships" xmlns:w="http://schemas.openxmlformats.org/wordprocessingml/2006/main" xmlns:w14="http://schemas.microsoft.com/office/word/2010/wordml" xmlns:w15="http://schemas.microsoft.com/office/word/2012/wordml" xmlns:w16cex="http://schemas.microsoft.com/office/word/2018/wordml/cex" xmlns:w16cid="http://schemas.microsoft.com/office/word/2016/wordml/cid" xmlns:w16="http://schemas.microsoft.com/office/word/2018/wordml" xmlns:w16du="http://schemas.microsoft.com/office/word/2023/wordml/word16du" xmlns:w16sdtdh="http://schemas.microsoft.com/office/word/2020/wordml/sdtdatahash" xmlns:w16sdtfl="http://schemas.microsoft.com/office/word/2024/wordml/sdtformatlock" xmlns:w16se="http://schemas.microsoft.com/office/word/2015/wordml/symex" mc:Ignorable="w14 w15 w16se w16cid w16 w16cex w16sdtdh w16sdtfl w16du">
-  <w:docDefaults>
-    <w:rPrDefault>
-      <w:rPr>
-        <w:rFonts w:asciiTheme="minorHAnsi" w:eastAsiaTheme="minorEastAsia" w:hAnsiTheme="minorHAnsi" w:cstheme="minorBidi"/>
-        <w:sz w:val="22"/>
-        <w:szCs w:val="22"/>
-        <w:lang w:val="en-US" w:eastAsia="en-US" w:bidi="ar-SA"/>
-      </w:rPr>
-    </w:rPrDefault>
-    <w:pPrDefault>
-      <w:pPr>
-        <w:spacing w:after="160" w:line="259" w:lineRule="auto"/>
-      </w:pPr>
-    </w:pPrDefault>
-  </w:docDefaults>
-  <w:latentStyles w:defLockedState="0" w:defUIPriority="99" w:defSemiHidden="0" w:defUnhideWhenUsed="0" w:defQFormat="0" w:count="376">
-    <w:lsdException w:name="Normal" w:uiPriority="0" w:qFormat="1"/>
-    <w:lsdException w:name="heading 1" w:uiPriority="9" w:qFormat="1"/>
-    <w:lsdException w:name="heading 2" w:semiHidden="1" w:uiPriority="9" w:unhideWhenUsed="1" w:qFormat="1"/>
-    <w:lsdException w:name="heading 3" w:semiHidden="1" w:uiPriority="9" w:unhideWhenUsed="1" w:qFormat="1"/>
-    <w:lsdException w:name="heading 4" w:semiHidden="1" w:uiPriority="9" w:unhideWhenUsed="1" w:qFormat="1"/>
-    <w:lsdException w:name="heading 5" w:semiHidden="1" w:uiPriority="9" w:unhideWhenUsed="1" w:qFormat="1"/>
-    <w:lsdException w:name="heading 6" w:semiHidden="1" w:uiPriority="9" w:unhideWhenUsed="1" w:qFormat="1"/>
-    <w:lsdException w:name="heading 7" w:semiHidden="1" w:uiPriority="9" w:unhideWhenUsed="1" w:qFormat="1"/>
-    <w:lsdException w:name="heading 8" w:semiHidden="1" w:uiPriority="9" w:unhideWhenUsed="1" w:qFormat="1"/>
-    <w:lsdException w:name="heading 9" w:semiHidden="1" w:uiPriority="9" w:unhideWhenUsed="1" w:qFormat="1"/>
-    <w:lsdException w:name="index 1" w:semiHidden="1" w:unhideWhenUsed="1"/>
-    <w:lsdException w:name="index 2" w:semiHidden="1" w:unhideWhenUsed="1"/>
-    <w:lsdException w:name="index 3" w:semiHidden="1" w:unhideWhenUsed="1"/>
-    <w:lsdException w:name="index 4" w:semiHidden="1" w:unhideWhenUsed="1"/>
-    <w:lsdException w:name="index 5" w:semiHidden="1" w:unhideWhenUsed="1"/>
-    <w:lsdException w:name="index 6" w:semiHidden="1" w:unhideWhenUsed="1"/>
-    <w:lsdException w:name="index 7" w:semiHidden="1" w:unhideWhenUsed="1"/>
-    <w:lsdException w:name="index 8" w:semiHidden="1" w:unhideWhenUsed="1"/>
-    <w:lsdException w:name="index 9" w:semiHidden="1" w:unhideWhenUsed="1"/>
-    <w:lsdException w:name="toc 1" w:semiHidden="1" w:uiPriority="39" w:unhideWhenUsed="1"/>
-    <w:lsdException w:name="toc 2" w:semiHidden="1" w:uiPriority="39" w:unhideWhenUsed="1"/>
-    <w:lsdException w:name="toc 3" w:semiHidden="1" w:uiPriority="39" w:unhideWhenUsed="1"/>
-    <w:lsdException w:name="toc 4" w:semiHidden="1" w:uiPriority="39" w:unhideWhenUsed="1"/>
-    <w:lsdException w:name="toc 5" w:semiHidden="1" w:uiPriority="39" w:unhideWhenUsed="1"/>
-    <w:lsdException w:name="toc 6" w:semiHidden="1" w:uiPriority="39" w:unhideWhenUsed="1"/>
-    <w:lsdException w:name="toc 7" w:semiHidden="1" w:uiPriority="39" w:unhideWhenUsed="1"/>
-    <w:lsdException w:name="toc 8" w:semiHidden="1" w:uiPriority="39" w:unhideWhenUsed="1"/>
-    <w:lsdException w:name="toc 9" w:semiHidden="1" w:uiPriority="39" w:unhideWhenUsed="1"/>
-    <w:lsdException w:name="Normal Indent" w:semiHidden="1" w:unhideWhenUsed="1"/>
-    <w:lsdException w:name="footnote text" w:semiHidden="1" w:unhideWhenUsed="1"/>
-    <w:lsdException w:name="annotation text" w:semiHidden="1" w:unhideWhenUsed="1"/>
-    <w:lsdException w:name="header" w:semiHidden="1" w:unhideWhenUsed="1"/>
-    <w:lsdException w:name="footer" w:semiHidden="1" w:unhideWhenUsed="1"/>
-    <w:lsdException w:name="index heading" w:semiHidden="1" w:unhideWhenUsed="1"/>
-    <w:lsdException w:name="caption" w:semiHidden="1" w:uiPriority="35" w:unhideWhenUsed="1" w:qFormat="1"/>
-    <w:lsdException w:name="table of figures" w:semiHidden="1" w:unhideWhenUsed="1"/>
-    <w:lsdException w:name="envelope address" w:semiHidden="1" w:unhideWhenUsed="1"/>
-    <w:lsdException w:name="envelope return" w:semiHidden="1" w:unhideWhenUsed="1"/>
-    <w:lsdException w:name="footnote reference" w:semiHidden="1" w:unhideWhenUsed="1"/>
-    <w:lsdException w:name="annotation reference" w:semiHidden="1" w:unhideWhenUsed="1"/>
-    <w:lsdException w:name="line number" w:semiHidden="1" w:unhideWhenUsed="1"/>
-    <w:lsdException w:name="page number" w:semiHidden="1" w:unhideWhenUsed="1"/>
-    <w:lsdException w:name="endnote reference" w:semiHidden="1" w:unhideWhenUsed="1"/>
-    <w:lsdException w:name="endnote text" w:semiHidden="1" w:unhideWhenUsed="1"/>
-    <w:lsdException w:name="table of authorities" w:semiHidden="1" w:unhideWhenUsed="1"/>
-    <w:lsdException w:name="macro" w:semiHidden="1" w:unhideWhenUsed="1"/>
-    <w:lsdException w:name="toa heading" w:semiHidden="1" w:unhideWhenUsed="1"/>
-    <w:lsdException w:name="List" w:semiHidden="1" w:unhideWhenUsed="1"/>
-    <w:lsdException w:name="List Bullet" w:semiHidden="1" w:unhideWhenUsed="1"/>
-    <w:lsdException w:name="List Number" w:semiHidden="1" w:unhideWhenUsed="1"/>
-    <w:lsdException w:name="List 2" w:semiHidden="1" w:unhideWhenUsed="1"/>
-    <w:lsdException w:name="List 3" w:semiHidden="1" w:unhideWhenUsed="1"/>
-    <w:lsdException w:name="List 4" w:semiHidden="1" w:unhideWhenUsed="1"/>
-    <w:lsdException w:name="List 5" w:semiHidden="1" w:unhideWhenUsed="1"/>
-    <w:lsdException w:name="List Bullet 2" w:semiHidden="1" w:unhideWhenUsed="1"/>
-    <w:lsdException w:name="List Bullet 3" w:semiHidden="1" w:unhideWhenUsed="1"/>
-    <w:lsdException w:name="List Bullet 4" w:semiHidden="1" w:unhideWhenUsed="1"/>
-    <w:lsdException w:name="List Bullet 5" w:semiHidden="1" w:unhideWhenUsed="1"/>
-    <w:lsdException w:name="List Number 2" w:semiHidden="1" w:unhideWhenUsed="1"/>
-    <w:lsdException w:name="List Number 3" w:semiHidden="1" w:unhideWhenUsed="1"/>
-    <w:lsdException w:name="List Number 4" w:semiHidden="1" w:unhideWhenUsed="1"/>
-    <w:lsdException w:name="List Number 5" w:semiHidden="1" w:unhideWhenUsed="1"/>
-    <w:lsdException w:name="Title" w:uiPriority="10" w:qFormat="1"/>
-    <w:lsdException w:name="Closing" w:semiHidden="1" w:unhideWhenUsed="1"/>
-    <w:lsdException w:name="Signature" w:semiHidden="1" w:unhideWhenUsed="1"/>
-    <w:lsdException w:name="Default Paragraph Font" w:semiHidden="1" w:uiPriority="1" w:unhideWhenUsed="1"/>
-    <w:lsdException w:name="Body Text" w:semiHidden="1" w:unhideWhenUsed="1"/>
-    <w:lsdException w:name="Body Text Indent" w:semiHidden="1" w:unhideWhenUsed="1"/>
-    <w:lsdException w:name="List Continue" w:semiHidden="1" w:unhideWhenUsed="1"/>
-    <w:lsdException w:name="List Continue 2" w:semiHidden="1" w:unhideWhenUsed="1"/>
-    <w:lsdException w:name="List Continue 3" w:semiHidden="1" w:unhideWhenUsed="1"/>
-    <w:lsdException w:name="List Continue 4" w:semiHidden="1" w:unhideWhenUsed="1"/>
-    <w:lsdException w:name="List Continue 5" w:semiHidden="1" w:unhideWhenUsed="1"/>
-    <w:lsdException w:name="Message Header" w:semiHidden="1" w:unhideWhenUsed="1"/>
-    <w:lsdException w:name="Subtitle" w:uiPriority="11" w:qFormat="1"/>
-    <w:lsdException w:name="Salutation" w:semiHidden="1" w:unhideWhenUsed="1"/>
-    <w:lsdException w:name="Date" w:semiHidden="1" w:unhideWhenUsed="1"/>
-    <w:lsdException w:name="Body Text First Indent" w:semiHidden="1" w:unhideWhenUsed="1"/>
-    <w:lsdException w:name="Body Text First Indent 2" w:semiHidden="1" w:unhideWhenUsed="1"/>
-    <w:lsdException w:name="Note Heading" w:semiHidden="1" w:unhideWhenUsed="1"/>
-    <w:lsdException w:name="Body Text 2" w:semiHidden="1" w:unhideWhenUsed="1"/>
-    <w:lsdException w:name="Body Text 3" w:semiHidden="1" w:unhideWhenUsed="1"/>
-    <w:lsdException w:name="Body Text Indent 2" w:semiHidden="1" w:unhideWhenUsed="1"/>
-    <w:lsdException w:name="Body Text Indent 3" w:semiHidden="1" w:unhideWhenUsed="1"/>
-    <w:lsdException w:name="Block Text" w:semiHidden="1" w:unhideWhenUsed="1"/>
-    <w:lsdException w:name="Hyperlink" w:semiHidden="1" w:unhideWhenUsed="1"/>
-    <w:lsdException w:name="FollowedHyperlink" w:semiHidden="1" w:unhideWhenUsed="1"/>
-    <w:lsdException w:name="Strong" w:uiPriority="22" w:qFormat="1"/>
-    <w:lsdException w:name="Emphasis" w:uiPriority="20" w:qFormat="1"/>
-    <w:lsdException w:name="Document Map" w:semiHidden="1" w:unhideWhenUsed="1"/>
-    <w:lsdException w:name="Plain Text" w:semiHidden="1" w:unhideWhenUsed="1"/>
-    <w:lsdException w:name="E-mail Signature" w:semiHidden="1" w:unhideWhenUsed="1"/>
-    <w:lsdException w:name="HTML Top of Form" w:semiHidden="1" w:unhideWhenUsed="1"/>
-    <w:lsdException w:name="HTML Bottom of Form" w:semiHidden="1" w:unhideWhenUsed="1"/>
-    <w:lsdException w:name="Normal (Web)" w:semiHidden="1" w:unhideWhenUsed="1"/>
-    <w:lsdException w:name="HTML Acronym" w:semiHidden="1" w:unhideWhenUsed="1"/>
-    <w:lsdException w:name="HTML Address" w:semiHidden="1" w:unhideWhenUsed="1"/>
-    <w:lsdException w:name="HTML Cite" w:semiHidden="1" w:unhideWhenUsed="1"/>
-    <w:lsdException w:name="HTML Code" w:semiHidden="1" w:unhideWhenUsed="1"/>
-    <w:lsdException w:name="HTML Definition" w:semiHidden="1" w:unhideWhenUsed="1"/>
-    <w:lsdException w:name="HTML Keyboard" w:semiHidden="1" w:unhideWhenUsed="1"/>
-    <w:lsdException w:name="HTML Preformatted" w:semiHidden="1" w:unhideWhenUsed="1"/>
-    <w:lsdException w:name="HTML Sample" w:semiHidden="1" w:unhideWhenUsed="1"/>
-    <w:lsdException w:name="HTML Typewriter" w:semiHidden="1" w:unhideWhenUsed="1"/>
-    <w:lsdException w:name="HTML Variable" w:semiHidden="1" w:unhideWhenUsed="1"/>
-    <w:lsdException w:name="Normal Table" w:semiHidden="1" w:unhideWhenUsed="1"/>
-    <w:lsdException w:name="annotation subject" w:semiHidden="1" w:unhideWhenUsed="1"/>
-    <w:lsdException w:name="No List" w:semiHidden="1" w:unhideWhenUsed="1"/>
-    <w:lsdException w:name="Outline List 1" w:semiHidden="1" w:unhideWhenUsed="1"/>
-    <w:lsdException w:name="Outline List 2" w:semiHidden="1" w:unhideWhenUsed="1"/>
-    <w:lsdException w:name="Outline List 3" w:semiHidden="1" w:unhideWhenUsed="1"/>
-    <w:lsdException w:name="Table Simple 1" w:semiHidden="1" w:unhideWhenUsed="1"/>
-    <w:lsdException w:name="Table Simple 2" w:semiHidden="1" w:unhideWhenUsed="1"/>
-    <w:lsdException w:name="Table Simple 3" w:semiHidden="1" w:unhideWhenUsed="1"/>
-    <w:lsdException w:name="Table Classic 1" w:semiHidden="1" w:unhideWhenUsed="1"/>
-    <w:lsdException w:name="Table Classic 2" w:semiHidden="1" w:unhideWhenUsed="1"/>
-    <w:lsdException w:name="Table Classic 3" w:semiHidden="1" w:unhideWhenUsed="1"/>
-    <w:lsdException w:name="Table Classic 4" w:semiHidden="1" w:unhideWhenUsed="1"/>
-    <w:lsdException w:name="Table Colorful 1" w:semiHidden="1" w:unhideWhenUsed="1"/>
-    <w:lsdException w:name="Table Colorful 2" w:semiHidden="1" w:unhideWhenUsed="1"/>
-    <w:lsdException w:name="Table Colorful 3" w:semiHidden="1" w:unhideWhenUsed="1"/>
-    <w:lsdException w:name="Table Columns 1" w:semiHidden="1" w:unhideWhenUsed="1"/>
-    <w:lsdException w:name="Table Columns 2" w:semiHidden="1" w:unhideWhenUsed="1"/>
-    <w:lsdException w:name="Table Columns 3" w:semiHidden="1" w:unhideWhenUsed="1"/>
-    <w:lsdException w:name="Table Columns 4" w:semiHidden="1" w:unhideWhenUsed="1"/>
-    <w:lsdException w:name="Table Columns 5" w:semiHidden="1" w:unhideWhenUsed="1"/>
-    <w:lsdException w:name="Table Grid 1" w:semiHidden="1" w:unhideWhenUsed="1"/>
-    <w:lsdException w:name="Table Grid 2" w:semiHidden="1" w:unhideWhenUsed="1"/>
-    <w:lsdException w:name="Table Grid 3" w:semiHidden="1" w:unhideWhenUsed="1"/>
-    <w:lsdException w:name="Table Grid 4" w:semiHidden="1" w:unhideWhenUsed="1"/>
-    <w:lsdException w:name="Table Grid 5" w:semiHidden="1" w:unhideWhenUsed="1"/>
-    <w:lsdException w:name="Table Grid 6" w:semiHidden="1" w:unhideWhenUsed="1"/>
-    <w:lsdException w:name="Table Grid 7" w:semiHidden="1" w:unhideWhenUsed="1"/>
-    <w:lsdException w:name="Table Grid 8" w:semiHidden="1" w:unhideWhenUsed="1"/>
-    <w:lsdException w:name="Table List 1" w:semiHidden="1" w:unhideWhenUsed="1"/>
-    <w:lsdException w:name="Table List 2" w:semiHidden="1" w:unhideWhenUsed="1"/>
-    <w:lsdException w:name="Table List 3" w:semiHidden="1" w:unhideWhenUsed="1"/>
-    <w:lsdException w:name="Table List 4" w:semiHidden="1" w:unhideWhenUsed="1"/>
-    <w:lsdException w:name="Table List 5" w:semiHidden="1" w:unhideWhenUsed="1"/>
-    <w:lsdException w:name="Table List 6" w:semiHidden="1" w:unhideWhenUsed="1"/>
-    <w:lsdException w:name="Table List 7" w:semiHidden="1" w:unhideWhenUsed="1"/>
-    <w:lsdException w:name="Table List 8" w:semiHidden="1" w:unhideWhenUsed="1"/>
-    <w:lsdException w:name="Table 3D effects 1" w:semiHidden="1" w:unhideWhenUsed="1"/>
-    <w:lsdException w:name="Table 3D effects 2" w:semiHidden="1" w:unhideWhenUsed="1"/>
-    <w:lsdException w:name="Table 3D effects 3" w:semiHidden="1" w:unhideWhenUsed="1"/>
-    <w:lsdException w:name="Table Contemporary" w:semiHidden="1" w:unhideWhenUsed="1"/>
-    <w:lsdException w:name="Table Elegant" w:semiHidden="1" w:unhideWhenUsed="1"/>
-    <w:lsdException w:name="Table Professional" w:semiHidden="1" w:unhideWhenUsed="1"/>
-    <w:lsdException w:name="Table Subtle 1" w:semiHidden="1" w:unhideWhenUsed="1"/>
-    <w:lsdException w:name="Table Subtle 2" w:semiHidden="1" w:unhideWhenUsed="1"/>
-    <w:lsdException w:name="Table Web 1" w:semiHidden="1" w:unhideWhenUsed="1"/>
-    <w:lsdException w:name="Table Web 2" w:semiHidden="1" w:unhideWhenUsed="1"/>
-    <w:lsdException w:name="Table Web 3" w:semiHidden="1" w:unhideWhenUsed="1"/>
-    <w:lsdException w:name="Balloon Text" w:semiHidden="1" w:unhideWhenUsed="1"/>
-    <w:lsdException w:name="Table Grid" w:uiPriority="39"/>
-    <w:lsdException w:name="Table Theme" w:semiHidden="1" w:unhideWhenUsed="1"/>
-    <w:lsdException w:name="Placeholder Text" w:semiHidden="1"/>
-    <w:lsdException w:name="No Spacing" w:uiPriority="1" w:qFormat="1"/>
-    <w:lsdException w:name="Light Shading" w:uiPriority="60"/>
-    <w:lsdException w:name="Light List" w:uiPriority="61"/>
-    <w:lsdException w:name="Light Grid" w:uiPriority="62"/>
-    <w:lsdException w:name="Medium Shading 1" w:uiPriority="63"/>
-    <w:lsdException w:name="Medium Shading 2" w:uiPriority="64"/>
-    <w:lsdException w:name="Medium List 1" w:uiPriority="65"/>
-    <w:lsdException w:name="Medium List 2" w:uiPriority="66"/>
-    <w:lsdException w:name="Medium Grid 1" w:uiPriority="67"/>
-    <w:lsdException w:name="Medium Grid 2" w:uiPriority="68"/>
-    <w:lsdException w:name="Medium Grid 3" w:uiPriority="69"/>
-    <w:lsdException w:name="Dark List" w:uiPriority="70"/>
-    <w:lsdException w:name="Colorful Shading" w:uiPriority="71"/>
-    <w:lsdException w:name="Colorful List" w:uiPriority="72"/>
-    <w:lsdException w:name="Colorful Grid" w:uiPriority="73"/>
-    <w:lsdException w:name="Light Shading Accent 1" w:uiPriority="60"/>
-    <w:lsdException w:name="Light List Accent 1" w:uiPriority="61"/>
-    <w:lsdException w:name="Light Grid Accent 1" w:uiPriority="62"/>
-    <w:lsdException w:name="Medium Shading 1 Accent 1" w:uiPriority="63"/>
-    <w:lsdException w:name="Medium Shading 2 Accent 1" w:uiPriority="64"/>
-    <w:lsdException w:name="Medium List 1 Accent 1" w:uiPriority="65"/>
-    <w:lsdException w:name="Revision" w:semiHidden="1"/>
-    <w:lsdException w:name="List Paragraph" w:uiPriority="34" w:qFormat="1"/>
-    <w:lsdException w:name="Quote" w:uiPriority="29" w:qFormat="1"/>
-    <w:lsdException w:name="Intense Quote" w:uiPriority="30" w:qFormat="1"/>
-    <w:lsdException w:name="Medium List 2 Accent 1" w:uiPriority="66"/>
-    <w:lsdException w:name="Medium Grid 1 Accent 1" w:uiPriority="67"/>
-    <w:lsdException w:name="Medium Grid 2 Accent 1" w:uiPriority="68"/>
-    <w:lsdException w:name="Medium Grid 3 Accent 1" w:uiPriority="69"/>
-    <w:lsdException w:name="Dark List Accent 1" w:uiPriority="70"/>
-    <w:lsdException w:name="Colorful Shading Accent 1" w:uiPriority="71"/>
-    <w:lsdException w:name="Colorful List Accent 1" w:uiPriority="72"/>
-    <w:lsdException w:name="Colorful Grid Accent 1" w:uiPriority="73"/>
-    <w:lsdException w:name="Light Shading Accent 2" w:uiPriority="60"/>
-    <w:lsdException w:name="Light List Accent 2" w:uiPriority="61"/>
-    <w:lsdException w:name="Light Grid Accent 2" w:uiPriority="62"/>
-    <w:lsdException w:name="Medium Shading 1 Accent 2" w:uiPriority="63"/>
-    <w:lsdException w:name="Medium Shading 2 Accent 2" w:uiPriority="64"/>
-    <w:lsdException w:name="Medium List 1 Accent 2" w:uiPriority="65"/>
-    <w:lsdException w:name="Medium List 2 Accent 2" w:uiPriority="66"/>
-    <w:lsdException w:name="Medium Grid 1 Accent 2" w:uiPriority="67"/>
-    <w:lsdException w:name="Medium Grid 2 Accent 2" w:uiPriority="68"/>
-    <w:lsdException w:name="Medium Grid 3 Accent 2" w:uiPriority="69"/>
-    <w:lsdException w:name="Dark List Accent 2" w:uiPriority="70"/>
-    <w:lsdException w:name="Colorful Shading Accent 2" w:uiPriority="71"/>
-    <w:lsdException w:name="Colorful List Accent 2" w:uiPriority="72"/>
-    <w:lsdException w:name="Colorful Grid Accent 2" w:uiPriority="73"/>
-    <w:lsdException w:name="Light Shading Accent 3" w:uiPriority="60"/>
-    <w:lsdException w:name="Light List Accent 3" w:uiPriority="61"/>
-    <w:lsdException w:name="Light Grid Accent 3" w:uiPriority="62"/>
-    <w:lsdException w:name="Medium Shading 1 Accent 3" w:uiPriority="63"/>
-    <w:lsdException w:name="Medium Shading 2 Accent 3" w:uiPriority="64"/>
-    <w:lsdException w:name="Medium List 1 Accent 3" w:uiPriority="65"/>
-    <w:lsdException w:name="Medium List 2 Accent 3" w:uiPriority="66"/>
-    <w:lsdException w:name="Medium Grid 1 Accent 3" w:uiPriority="67"/>
-    <w:lsdException w:name="Medium Grid 2 Accent 3" w:uiPriority="68"/>
-    <w:lsdException w:name="Medium Grid 3 Accent 3" w:uiPriority="69"/>
-    <w:lsdException w:name="Dark List Accent 3" w:uiPriority="70"/>
-    <w:lsdException w:name="Colorful Shading Accent 3" w:uiPriority="71"/>
-    <w:lsdException w:name="Colorful List Accent 3" w:uiPriority="72"/>
-    <w:lsdException w:name="Colorful Grid Accent 3" w:uiPriority="73"/>
-    <w:lsdException w:name="Light Shading Accent 4" w:uiPriority="60"/>
-    <w:lsdException w:name="Light List Accent 4" w:uiPriority="61"/>
-    <w:lsdException w:name="Light Grid Accent 4" w:uiPriority="62"/>
-    <w:lsdException w:name="Medium Shading 1 Accent 4" w:uiPriority="63"/>
-    <w:lsdException w:name="Medium Shading 2 Accent 4" w:uiPriority="64"/>
-    <w:lsdException w:name="Medium List 1 Accent 4" w:uiPriority="65"/>
-    <w:lsdException w:name="Medium List 2 Accent 4" w:uiPriority="66"/>
-    <w:lsdException w:name="Medium Grid 1 Accent 4" w:uiPriority="67"/>
-    <w:lsdException w:name="Medium Grid 2 Accent 4" w:uiPriority="68"/>
-    <w:lsdException w:name="Medium Grid 3 Accent 4" w:uiPriority="69"/>
-    <w:lsdException w:name="Dark List Accent 4" w:uiPriority="70"/>
-    <w:lsdException w:name="Colorful Shading Accent 4" w:uiPriority="71"/>
-    <w:lsdException w:name="Colorful List Accent 4" w:uiPriority="72"/>
-    <w:lsdException w:name="Colorful Grid Accent 4" w:uiPriority="73"/>
-    <w:lsdException w:name="Light Shading Accent 5" w:uiPriority="60"/>
-    <w:lsdException w:name="Light List Accent 5" w:uiPriority="61"/>
-    <w:lsdException w:name="Light Grid Accent 5" w:uiPriority="62"/>
-    <w:lsdException w:name="Medium Shading 1 Accent 5" w:uiPriority="63"/>
-    <w:lsdException w:name="Medium Shading 2 Accent 5" w:uiPriority="64"/>
-    <w:lsdException w:name="Medium List 1 Accent 5" w:uiPriority="65"/>
-    <w:lsdException w:name="Medium List 2 Accent 5" w:uiPriority="66"/>
-    <w:lsdException w:name="Medium Grid 1 Accent 5" w:uiPriority="67"/>
-    <w:lsdException w:name="Medium Grid 2 Accent 5" w:uiPriority="68"/>
-    <w:lsdException w:name="Medium Grid 3 Accent 5" w:uiPriority="69"/>
-    <w:lsdException w:name="Dark List Accent 5" w:uiPriority="70"/>
-    <w:lsdException w:name="Colorful Shading Accent 5" w:uiPriority="71"/>
-    <w:lsdException w:name="Colorful List Accent 5" w:uiPriority="72"/>
-    <w:lsdException w:name="Colorful Grid Accent 5" w:uiPriority="73"/>
-    <w:lsdException w:name="Light Shading Accent 6" w:uiPriority="60"/>
-    <w:lsdException w:name="Light List Accent 6" w:uiPriority="61"/>
-    <w:lsdException w:name="Light Grid Accent 6" w:uiPriority="62"/>
-    <w:lsdException w:name="Medium Shading 1 Accent 6" w:uiPriority="63"/>
-    <w:lsdException w:name="Medium Shading 2 Accent 6" w:uiPriority="64"/>
-    <w:lsdException w:name="Medium List 1 Accent 6" w:uiPriority="65"/>
-    <w:lsdException w:name="Medium List 2 Accent 6" w:uiPriority="66"/>
-    <w:lsdException w:name="Medium Grid 1 Accent 6" w:uiPriority="67"/>
-    <w:lsdException w:name="Medium Grid 2 Accent 6" w:uiPriority="68"/>
-    <w:lsdException w:name="Medium Grid 3 Accent 6" w:uiPriority="69"/>
-    <w:lsdException w:name="Dark List Accent 6" w:uiPriority="70"/>
-    <w:lsdException w:name="Colorful Shading Accent 6" w:uiPriority="71"/>
-    <w:lsdException w:name="Colorful List Accent 6" w:uiPriority="72"/>
-    <w:lsdException w:name="Colorful Grid Accent 6" w:uiPriority="73"/>
-    <w:lsdException w:name="Subtle Emphasis" w:uiPriority="19" w:qFormat="1"/>
-    <w:lsdException w:name="Intense Emphasis" w:uiPriority="21" w:qFormat="1"/>
-    <w:lsdException w:name="Subtle Reference" w:uiPriority="31" w:qFormat="1"/>
-    <w:lsdException w:name="Intense Reference" w:uiPriority="32" w:qFormat="1"/>
-    <w:lsdException w:name="Book Title" w:uiPriority="33" w:qFormat="1"/>
-    <w:lsdException w:name="Bibliography" w:semiHidden="1" w:uiPriority="37" w:unhideWhenUsed="1"/>
-    <w:lsdException w:name="TOC Heading" w:semiHidden="1" w:uiPriority="39" w:unhideWhenUsed="1" w:qFormat="1"/>
-    <w:lsdException w:name="Plain Table 1" w:uiPriority="41"/>
-    <w:lsdException w:name="Plain Table 2" w:uiPriority="42"/>
-    <w:lsdException w:name="Plain Table 3" w:uiPriority="43"/>
-    <w:lsdException w:name="Plain Table 4" w:uiPriority="44"/>
-    <w:lsdException w:name="Plain Table 5" w:uiPriority="45"/>
-    <w:lsdException w:name="Grid Table Light" w:uiPriority="40"/>
-    <w:lsdException w:name="Grid Table 1 Light" w:uiPriority="46"/>
-    <w:lsdException w:name="Grid Table 2" w:uiPriority="47"/>
-    <w:lsdException w:name="Grid Table 3" w:uiPriority="48"/>
-    <w:lsdException w:name="Grid Table 4" w:uiPriority="49"/>
-    <w:lsdException w:name="Grid Table 5 Dark" w:uiPriority="50"/>
-    <w:lsdException w:name="Grid Table 6 Colorful" w:uiPriority="51"/>
-    <w:lsdException w:name="Grid Table 7 Colorful" w:uiPriority="52"/>
-    <w:lsdException w:name="Grid Table 1 Light Accent 1" w:uiPriority="46"/>
-    <w:lsdException w:name="Grid Table 2 Accent 1" w:uiPriority="47"/>
-    <w:lsdException w:name="Grid Table 3 Accent 1" w:uiPriority="48"/>
-    <w:lsdException w:name="Grid Table 4 Accent 1" w:uiPriority="49"/>
-    <w:lsdException w:name="Grid Table 5 Dark Accent 1" w:uiPriority="50"/>
-    <w:lsdException w:name="Grid Table 6 Colorful Accent 1" w:uiPriority="51"/>
-    <w:lsdException w:name="Grid Table 7 Colorful Accent 1" w:uiPriority="52"/>
-    <w:lsdException w:name="Grid Table 1 Light Accent 2" w:uiPriority="46"/>
-    <w:lsdException w:name="Grid Table 2 Accent 2" w:uiPriority="47"/>
-    <w:lsdException w:name="Grid Table 3 Accent 2" w:uiPriority="48"/>
-    <w:lsdException w:name="Grid Table 4 Accent 2" w:uiPriority="49"/>
-    <w:lsdException w:name="Grid Table 5 Dark Accent 2" w:uiPriority="50"/>
-    <w:lsdException w:name="Grid Table 6 Colorful Accent 2" w:uiPriority="51"/>
-    <w:lsdException w:name="Grid Table 7 Colorful Accent 2" w:uiPriority="52"/>
-    <w:lsdException w:name="Grid Table 1 Light Accent 3" w:uiPriority="46"/>
-    <w:lsdException w:name="Grid Table 2 Accent 3" w:uiPriority="47"/>
-    <w:lsdException w:name="Grid Table 3 Accent 3" w:uiPriority="48"/>
-    <w:lsdException w:name="Grid Table 4 Accent 3" w:uiPriority="49"/>
-    <w:lsdException w:name="Grid Table 5 Dark Accent 3" w:uiPriority="50"/>
-    <w:lsdException w:name="Grid Table 6 Colorful Accent 3" w:uiPriority="51"/>
-    <w:lsdException w:name="Grid Table 7 Colorful Accent 3" w:uiPriority="52"/>
-    <w:lsdException w:name="Grid Table 1 Light Accent 4" w:uiPriority="46"/>
-    <w:lsdException w:name="Grid Table 2 Accent 4" w:uiPriority="47"/>
-    <w:lsdException w:name="Grid Table 3 Accent 4" w:uiPriority="48"/>
-    <w:lsdException w:name="Grid Table 4 Accent 4" w:uiPriority="49"/>
-    <w:lsdException w:name="Grid Table 5 Dark Accent 4" w:uiPriority="50"/>
-    <w:lsdException w:name="Grid Table 6 Colorful Accent 4" w:uiPriority="51"/>
-    <w:lsdException w:name="Grid Table 7 Colorful Accent 4" w:uiPriority="52"/>
-    <w:lsdException w:name="Grid Table 1 Light Accent 5" w:uiPriority="46"/>
-    <w:lsdException w:name="Grid Table 2 Accent 5" w:uiPriority="47"/>
-    <w:lsdException w:name="Grid Table 3 Accent 5" w:uiPriority="48"/>
-    <w:lsdException w:name="Grid Table 4 Accent 5" w:uiPriority="49"/>
-    <w:lsdException w:name="Grid Table 5 Dark Accent 5" w:uiPriority="50"/>
-    <w:lsdException w:name="Grid Table 6 Colorful Accent 5" w:uiPriority="51"/>
-    <w:lsdException w:name="Grid Table 7 Colorful Accent 5" w:uiPriority="52"/>
-    <w:lsdException w:name="Grid Table 1 Light Accent 6" w:uiPriority="46"/>
-    <w:lsdException w:name="Grid Table 2 Accent 6" w:uiPriority="47"/>
-    <w:lsdException w:name="Grid Table 3 Accent 6" w:uiPriority="48"/>
-    <w:lsdException w:name="Grid Table 4 Accent 6" w:uiPriority="49"/>
-    <w:lsdException w:name="Grid Table 5 Dark Accent 6" w:uiPriority="50"/>
-    <w:lsdException w:name="Grid Table 6 Colorful Accent 6" w:uiPriority="51"/>
-    <w:lsdException w:name="Grid Table 7 Colorful Accent 6" w:uiPriority="52"/>
-    <w:lsdException w:name="List Table 1 Light" w:uiPriority="46"/>
-    <w:lsdException w:name="List Table 2" w:uiPriority="47"/>
-    <w:lsdException w:name="List Table 3" w:uiPriority="48"/>
-    <w:lsdException w:name="List Table 4" w:uiPriority="49"/>
-    <w:lsdException w:name="List Table 5 Dark" w:uiPriority="50"/>
-    <w:lsdException w:name="List Table 6 Colorful" w:uiPriority="51"/>
-    <w:lsdException w:name="List Table 7 Colorful" w:uiPriority="52"/>
-    <w:lsdException w:name="List Table 1 Light Accent 1" w:uiPriority="46"/>
-    <w:lsdException w:name="List Table 2 Accent 1" w:uiPriority="47"/>
-    <w:lsdException w:name="List Table 3 Accent 1" w:uiPriority="48"/>
-    <w:lsdException w:name="List Table 4 Accent 1" w:uiPriority="49"/>
-    <w:lsdException w:name="List Table 5 Dark Accent 1" w:uiPriority="50"/>
-    <w:lsdException w:name="List Table 6 Colorful Accent 1" w:uiPriority="51"/>
-    <w:lsdException w:name="List Table 7 Colorful Accent 1" w:uiPriority="52"/>
-    <w:lsdException w:name="List Table 1 Light Accent 2" w:uiPriority="46"/>
-    <w:lsdException w:name="List Table 2 Accent 2" w:uiPriority="47"/>
-    <w:lsdException w:name="List Table 3 Accent 2" w:uiPriority="48"/>
-    <w:lsdException w:name="List Table 4 Accent 2" w:uiPriority="49"/>
-    <w:lsdException w:name="List Table 5 Dark Accent 2" w:uiPriority="50"/>
-    <w:lsdException w:name="List Table 6 Colorful Accent 2" w:uiPriority="51"/>
-    <w:lsdException w:name="List Table 7 Colorful Accent 2" w:uiPriority="52"/>
-    <w:lsdException w:name="List Table 1 Light Accent 3" w:uiPriority="46"/>
-    <w:lsdException w:name="List Table 2 Accent 3" w:uiPriority="47"/>
-    <w:lsdException w:name="List Table 3 Accent 3" w:uiPriority="48"/>
-    <w:lsdException w:name="List Table 4 Accent 3" w:uiPriority="49"/>
-    <w:lsdException w:name="List Table 5 Dark Accent 3" w:uiPriority="50"/>
-    <w:lsdException w:name="List Table 6 Colorful Accent 3" w:uiPriority="51"/>
-    <w:lsdException w:name="List Table 7 Colorful Accent 3" w:uiPriority="52"/>
-    <w:lsdException w:name="List Table 1 Light Accent 4" w:uiPriority="46"/>
-    <w:lsdException w:name="List Table 2 Accent 4" w:uiPriority="47"/>
-    <w:lsdException w:name="List Table 3 Accent 4" w:uiPriority="48"/>
-    <w:lsdException w:name="List Table 4 Accent 4" w:uiPriority="49"/>
-    <w:lsdException w:name="List Table 5 Dark Accent 4" w:uiPriority="50"/>
-    <w:lsdException w:name="List Table 6 Colorful Accent 4" w:uiPriority="51"/>
-    <w:lsdException w:name="List Table 7 Colorful Accent 4" w:uiPriority="52"/>
-    <w:lsdException w:name="List Table 1 Light Accent 5" w:uiPriority="46"/>
-    <w:lsdException w:name="List Table 2 Accent 5" w:uiPriority="47"/>
-    <w:lsdException w:name="List Table 3 Accent 5" w:uiPriority="48"/>
-    <w:lsdException w:name="List Table 4 Accent 5" w:uiPriority="49"/>
-    <w:lsdException w:name="List Table 5 Dark Accent 5" w:uiPriority="50"/>
-    <w:lsdException w:name="List Table 6 Colorful Accent 5" w:uiPriority="51"/>
-    <w:lsdException w:name="List Table 7 Colorful Accent 5" w:uiPriority="52"/>
-    <w:lsdException w:name="List Table 1 Light Accent 6" w:uiPriority="46"/>
-    <w:lsdException w:name="List Table 2 Accent 6" w:uiPriority="47"/>
-    <w:lsdException w:name="List Table 3 Accent 6" w:uiPriority="48"/>
-    <w:lsdException w:name="List Table 4 Accent 6" w:uiPriority="49"/>
-    <w:lsdException w:name="List Table 5 Dark Accent 6" w:uiPriority="50"/>
-    <w:lsdException w:name="List Table 6 Colorful Accent 6" w:uiPriority="51"/>
-    <w:lsdException w:name="List Table 7 Colorful Accent 6" w:uiPriority="52"/>
-    <w:lsdException w:name="Mention" w:semiHidden="1" w:unhideWhenUsed="1"/>
-    <w:lsdException w:name="Smart Hyperlink" w:semiHidden="1" w:unhideWhenUsed="1"/>
-    <w:lsdException w:name="Hashtag" w:semiHidden="1" w:unhideWhenUsed="1"/>
-    <w:lsdException w:name="Unresolved Mention" w:semiHidden="1" w:unhideWhenUsed="1"/>
-    <w:lsdException w:name="Smart Link" w:semiHidden="1" w:unhideWhenUsed="1"/>
-  </w:latentStyles>
-  <w:style w:type="paragraph" w:default="1" w:styleId="Normal">
-    <w:name w:val="Normal"/>
-    <w:qFormat/>
-  </w:style>
-  <w:style w:type="character" w:default="1" w:styleId="Fuentedeprrafopredeter">
-    <w:name w:val="Default Paragraph Font"/>
-    <w:uiPriority w:val="1"/>
-    <w:semiHidden/>
-    <w:unhideWhenUsed/>
-  </w:style>
-  <w:style w:type="table" w:default="1" w:styleId="Tablanormal">
-    <w:name w:val="Normal Table"/>
-    <w:uiPriority w:val="99"/>
-    <w:semiHidden/>
-    <w:unhideWhenUsed/>
-    <w:tblPr>
-      <w:tblInd w:w="0" w:type="dxa"/>
-      <w:tblCellMar>
-        <w:top w:w="0" w:type="dxa"/>
-        <w:left w:w="108" w:type="dxa"/>
-        <w:bottom w:w="0" w:type="dxa"/>
-        <w:right w:w="108" w:type="dxa"/>
-      </w:tblCellMar>
-    </w:tblPr>
-  </w:style>
-  <w:style w:type="numbering" w:default="1" w:styleId="Sinlista">
-    <w:name w:val="No List"/>
-    <w:uiPriority w:val="99"/>
-    <w:semiHidden/>
-    <w:unhideWhenUsed/>
-  </w:style>
-  <w:style w:type="character" w:styleId="Textodelmarcadordeposicin">
-    <w:name w:val="Placeholder Text"/>
-    <w:basedOn w:val="Fuentedeprrafopredeter"/>
-    <w:uiPriority w:val="99"/>
-    <w:semiHidden/>
-    <w:rsid w:val="00A26BF9"/>
-    <w:rPr>
-      <w:color w:val="666666"/>
-    </w:rPr>
-  </w:style>
-  <w:style w:type="paragraph" w:customStyle="1" w:styleId="240D29BD1440462082A17BE0E3630E12">
-    <w:name w:val="240D29BD1440462082A17BE0E3630E12"/>
-    <w:rsid w:val="00A50F5E"/>
-  </w:style>
-  <w:style w:type="paragraph" w:customStyle="1" w:styleId="FC958F451F5F40789E8AB6355EBFD59D">
-    <w:name w:val="FC958F451F5F40789E8AB6355EBFD59D"/>
-    <w:rsid w:val="00A50F5E"/>
-  </w:style>
-  <w:style w:type="paragraph" w:customStyle="1" w:styleId="7E74277708264EF1ACC85C12F6F681D6">
-    <w:name w:val="7E74277708264EF1ACC85C12F6F681D6"/>
-    <w:rsid w:val="00A26BF9"/>
-  </w:style>
-</w:styles>
-</file>
-
-<file path=word/glossary/webSettings.xml><?xml version="1.0" encoding="utf-8"?>
-<w:webSettings xmlns:mc="http://schemas.openxmlformats.org/markup-compatibility/2006" xmlns:r="http://schemas.openxmlformats.org/officeDocument/2006/relationships" xmlns:w="http://schemas.openxmlformats.org/wordprocessingml/2006/main" xmlns:w14="http://schemas.microsoft.com/office/word/2010/wordml" xmlns:w15="http://schemas.microsoft.com/office/word/2012/wordml" xmlns:w16cex="http://schemas.microsoft.com/office/word/2018/wordml/cex" xmlns:w16cid="http://schemas.microsoft.com/office/word/2016/wordml/cid" xmlns:w16="http://schemas.microsoft.com/office/word/2018/wordml" xmlns:w16du="http://schemas.microsoft.com/office/word/2023/wordml/word16du" xmlns:w16sdtdh="http://schemas.microsoft.com/office/word/2020/wordml/sdtdatahash" xmlns:w16sdtfl="http://schemas.microsoft.com/office/word/2024/wordml/sdtformatlock" xmlns:w16se="http://schemas.microsoft.com/office/word/2015/wordml/symex" mc:Ignorable="w14 w15 w16se w16cid w16 w16cex w16sdtdh w16sdtfl w16du">
-  <w:optimizeForBrowser/>
-  <w:allowPNG/>
-</w:webSettings>
-</file>
-
 <file path=word/theme/theme1.xml><?xml version="1.0" encoding="utf-8"?>
 <a:theme xmlns:a="http://schemas.openxmlformats.org/drawingml/2006/main" name="Tema de Office">
   <a:themeElements>
@@ -2843,6 +2203,26 @@
 </file>
 
 <file path=customXml/item1.xml><?xml version="1.0" encoding="utf-8"?>
+<?mso-contentType ?>
+<FormTemplates xmlns="http://schemas.microsoft.com/sharepoint/v3/contenttype/forms">
+  <Display>DocumentLibraryForm</Display>
+  <Edit>DocumentLibraryForm</Edit>
+  <New>DocumentLibraryForm</New>
+</FormTemplates>
+</file>
+
+<file path=customXml/item2.xml><?xml version="1.0" encoding="utf-8"?>
+<p:properties xmlns:p="http://schemas.microsoft.com/office/2006/metadata/properties" xmlns:xsi="http://www.w3.org/2001/XMLSchema-instance" xmlns:pc="http://schemas.microsoft.com/office/infopath/2007/PartnerControls">
+  <documentManagement>
+    <lcf76f155ced4ddcb4097134ff3c332f xmlns="e8085538-2de0-4290-b4b6-c6affaed83fd">
+      <Terms xmlns="http://schemas.microsoft.com/office/infopath/2007/PartnerControls"/>
+    </lcf76f155ced4ddcb4097134ff3c332f>
+    <TaxCatchAll xmlns="9fa2f038-6f50-43f6-895d-ba95d8de927f" xsi:nil="true"/>
+  </documentManagement>
+</p:properties>
+</file>
+
+<file path=customXml/item3.xml><?xml version="1.0" encoding="utf-8"?>
 <ct:contentTypeSchema xmlns:ct="http://schemas.microsoft.com/office/2006/metadata/contentType" xmlns:ma="http://schemas.microsoft.com/office/2006/metadata/properties/metaAttributes" ct:_="" ma:_="" ma:contentTypeName="Documento" ma:contentTypeID="0x0101000872746067D22744A0BEA900BA8F768D" ma:contentTypeVersion="19" ma:contentTypeDescription="Crear nuevo documento." ma:contentTypeScope="" ma:versionID="8132ea49c1475ba37c394af6dea6f58d">
   <xsd:schema xmlns:xsd="http://www.w3.org/2001/XMLSchema" xmlns:xs="http://www.w3.org/2001/XMLSchema" xmlns:p="http://schemas.microsoft.com/office/2006/metadata/properties" xmlns:ns2="9fa2f038-6f50-43f6-895d-ba95d8de927f" xmlns:ns3="e8085538-2de0-4290-b4b6-c6affaed83fd" targetNamespace="http://schemas.microsoft.com/office/2006/metadata/properties" ma:root="true" ma:fieldsID="97862c72d4fd32f5490ff8cd731e1e08" ns2:_="" ns3:_="">
     <xsd:import namespace="9fa2f038-6f50-43f6-895d-ba95d8de927f"/>
@@ -3097,27 +2477,26 @@
 </ct:contentTypeSchema>
 </file>
 
-<file path=customXml/item2.xml><?xml version="1.0" encoding="utf-8"?>
-<p:properties xmlns:p="http://schemas.microsoft.com/office/2006/metadata/properties" xmlns:xsi="http://www.w3.org/2001/XMLSchema-instance" xmlns:pc="http://schemas.microsoft.com/office/infopath/2007/PartnerControls">
-  <documentManagement>
-    <lcf76f155ced4ddcb4097134ff3c332f xmlns="e8085538-2de0-4290-b4b6-c6affaed83fd">
-      <Terms xmlns="http://schemas.microsoft.com/office/infopath/2007/PartnerControls"/>
-    </lcf76f155ced4ddcb4097134ff3c332f>
-    <TaxCatchAll xmlns="9fa2f038-6f50-43f6-895d-ba95d8de927f" xsi:nil="true"/>
-  </documentManagement>
-</p:properties>
+<file path=customXml/itemProps1.xml><?xml version="1.0" encoding="utf-8"?>
+<ds:datastoreItem xmlns:ds="http://schemas.openxmlformats.org/officeDocument/2006/customXml" ds:itemID="{A2C095FB-D9EC-4B2D-8E59-13C7798C1988}">
+  <ds:schemaRefs>
+    <ds:schemaRef ds:uri="http://schemas.microsoft.com/sharepoint/v3/contenttype/forms"/>
+  </ds:schemaRefs>
+</ds:datastoreItem>
 </file>
 
-<file path=customXml/item3.xml><?xml version="1.0" encoding="utf-8"?>
-<?mso-contentType ?>
-<FormTemplates xmlns="http://schemas.microsoft.com/sharepoint/v3/contenttype/forms">
-  <Display>DocumentLibraryForm</Display>
-  <Edit>DocumentLibraryForm</Edit>
-  <New>DocumentLibraryForm</New>
-</FormTemplates>
+<file path=customXml/itemProps2.xml><?xml version="1.0" encoding="utf-8"?>
+<ds:datastoreItem xmlns:ds="http://schemas.openxmlformats.org/officeDocument/2006/customXml" ds:itemID="{6880FD93-801A-446F-A7AF-220994AD1B8F}">
+  <ds:schemaRefs>
+    <ds:schemaRef ds:uri="http://schemas.microsoft.com/office/2006/metadata/properties"/>
+    <ds:schemaRef ds:uri="http://schemas.microsoft.com/office/infopath/2007/PartnerControls"/>
+    <ds:schemaRef ds:uri="e8085538-2de0-4290-b4b6-c6affaed83fd"/>
+    <ds:schemaRef ds:uri="9fa2f038-6f50-43f6-895d-ba95d8de927f"/>
+  </ds:schemaRefs>
+</ds:datastoreItem>
 </file>
 
-<file path=customXml/itemProps1.xml><?xml version="1.0" encoding="utf-8"?>
+<file path=customXml/itemProps3.xml><?xml version="1.0" encoding="utf-8"?>
 <ds:datastoreItem xmlns:ds="http://schemas.openxmlformats.org/officeDocument/2006/customXml" ds:itemID="{917AE0D2-3A06-419D-8F7C-3D638C54179E}">
   <ds:schemaRefs>
     <ds:schemaRef ds:uri="http://schemas.microsoft.com/office/2006/metadata/contentType"/>
@@ -3134,23 +2513,4 @@
     <ds:schemaRef ds:uri="http://schemas.microsoft.com/internal/obd"/>
   </ds:schemaRefs>
 </ds:datastoreItem>
-</file>
-
-<file path=customXml/itemProps2.xml><?xml version="1.0" encoding="utf-8"?>
-<ds:datastoreItem xmlns:ds="http://schemas.openxmlformats.org/officeDocument/2006/customXml" ds:itemID="{6880FD93-801A-446F-A7AF-220994AD1B8F}">
-  <ds:schemaRefs>
-    <ds:schemaRef ds:uri="http://schemas.microsoft.com/office/2006/metadata/properties"/>
-    <ds:schemaRef ds:uri="http://schemas.microsoft.com/office/infopath/2007/PartnerControls"/>
-    <ds:schemaRef ds:uri="e8085538-2de0-4290-b4b6-c6affaed83fd"/>
-    <ds:schemaRef ds:uri="9fa2f038-6f50-43f6-895d-ba95d8de927f"/>
-  </ds:schemaRefs>
-</ds:datastoreItem>
-</file>
-
-<file path=customXml/itemProps3.xml><?xml version="1.0" encoding="utf-8"?>
-<ds:datastoreItem xmlns:ds="http://schemas.openxmlformats.org/officeDocument/2006/customXml" ds:itemID="{A2C095FB-D9EC-4B2D-8E59-13C7798C1988}">
-  <ds:schemaRefs>
-    <ds:schemaRef ds:uri="http://schemas.microsoft.com/sharepoint/v3/contenttype/forms"/>
-  </ds:schemaRefs>
-</ds:datastoreItem>
 </file>